--- a/ServiceNow Phasewise/1. Ideation Phase/Brainstorming- Idea Generation- Prioritizaation Template edit .docx
+++ b/ServiceNow Phasewise/1. Ideation Phase/Brainstorming- Idea Generation- Prioritizaation Template edit .docx
@@ -87,7 +87,15 @@
           </w:tcPr>
           <w:p>
             <w:r>
-              <w:t>31 January 2025</w:t>
+              <w:t xml:space="preserve">3 </w:t>
+            </w:r>
+            <w:proofErr w:type="spellStart"/>
+            <w:r>
+              <w:t>october</w:t>
+            </w:r>
+            <w:proofErr w:type="spellEnd"/>
+            <w:r>
+              <w:t xml:space="preserve"> 2026</w:t>
             </w:r>
           </w:p>
         </w:tc>
@@ -314,6 +322,9 @@
     </w:p>
     <w:p>
       <w:r>
+        <w:rPr>
+          <w:noProof/>
+        </w:rPr>
         <w:drawing>
           <wp:inline distT="0" distB="0" distL="0" distR="0" wp14:anchorId="507BC431" wp14:editId="650FAD18">
             <wp:extent cx="4122420" cy="4373681"/>
@@ -370,6 +381,9 @@
     </w:p>
     <w:p>
       <w:r>
+        <w:rPr>
+          <w:noProof/>
+        </w:rPr>
         <w:drawing>
           <wp:inline distT="0" distB="0" distL="0" distR="0" wp14:anchorId="0D9914EB" wp14:editId="7A51C1A7">
             <wp:extent cx="4533900" cy="4244340"/>
@@ -429,6 +443,7 @@
       <w:r>
         <w:rPr>
           <w:b/>
+          <w:noProof/>
         </w:rPr>
         <w:drawing>
           <wp:inline distT="0" distB="0" distL="0" distR="0" wp14:anchorId="3D9CCAE1" wp14:editId="21C0CA7C">
@@ -1003,6 +1018,7 @@
   <w:style w:type="character" w:default="1" w:styleId="DefaultParagraphFont">
     <w:name w:val="Default Paragraph Font"/>
     <w:uiPriority w:val="1"/>
+    <w:semiHidden/>
     <w:unhideWhenUsed/>
   </w:style>
   <w:style w:type="table" w:default="1" w:styleId="TableNormal">
